--- a/res/programmes/AWS-Solutions-Architect-Associate-36h.docx
+++ b/res/programmes/AWS-Solutions-Architect-Associate-36h.docx
@@ -212,7 +212,7 @@
         <w:pStyle w:val="ProgBody"/>
       </w:pPr>
       <w:r>
-        <w:t>This programme teaches participants to design architectures on Amazon Web Services and prepares the AWS Certified Solutions Architect – Associate exam (SAA-C03). They design for resilience across Availability Zones and Regions, build advanced VPC networks and hybrid connectivity, choose compute, storage and database patterns, decouple applications with queues, events and workflows, secure them across accounts with IAM, KMS, WAF and Organizations, and build serverless and container-based microservices. Every chapter combines design discussion with a lab, scenario practice closes the content, and the programme ends with a final project: an architecture designed, built and defended in an architecture review.</w:t>
+        <w:t>This programme teaches participants to design architectures on Amazon Web Services and prepares the AWS Certified Solutions Architect – Associate exam (SAA-C03). They design for resilience across Availability Zones and Regions, build advanced VPC networks and hybrid connectivity, choose compute, storage and database patterns, decouple applications with queues, events and workflows, secure them across accounts with IAM, KMS, WAF and Organizations, and build serverless and container-based microservices. Almost every chapter combines design discussion with a lab, scenario practice closes the content, and the programme ends with a final project: an architecture designed, built and defended in an architecture review.</w:t>
       </w:r>
     </w:p>
     <w:p>
@@ -782,7 +782,7 @@
               <w:pStyle w:val="ProgTableText"/>
             </w:pPr>
             <w:r>
-              <w:t>AWS Cloud Practitioner (course), or equivalent hands-on use of the core AWS services. Core services are not introduced again</w:t>
+              <w:t>Core AWS services (course: AWS Cloud Practitioner), or equivalent hands-on use. Core services are not taught again</w:t>
             </w:r>
           </w:p>
         </w:tc>
@@ -1317,7 +1317,7 @@
               <w:pStyle w:val="ProgTableText"/>
             </w:pPr>
             <w:r>
-              <w:t>EC2 families, Auto Scaling strategies, containers, placement groups</w:t>
+              <w:t>EC2 families and purchase options (On-Demand, Savings Plans, Reserved, Spot), Auto Scaling strategies, containers, placement groups</w:t>
             </w:r>
           </w:p>
         </w:tc>
@@ -1750,7 +1750,7 @@
         <w:pStyle w:val="ProgIntro"/>
       </w:pPr>
       <w:r>
-        <w:t>Participants build microservices without managing servers, with Lambda and API Gateway or containers on ECS and EKS with Fargate, then work through scenario questions across the four SAA-C03 domains. Validated lab: a serverless API and a containerised service on Fargate behind the same domain.</w:t>
+        <w:t>Participants build microservices without managing servers, with Lambda and API Gateway or containers on ECS and EKS with Fargate, then work through scenario questions across the four SAA-C03 domains. Validated lab: an API Gateway HTTP API that routes one path to Lambda and another to a Fargate service through a VPC link.</w:t>
       </w:r>
     </w:p>
     <w:tbl>
@@ -1939,7 +1939,7 @@
               <w:pStyle w:val="ProgTableText"/>
             </w:pPr>
             <w:r>
-              <w:t>Scenario questions and review</w:t>
+              <w:t>Scenario questions across the four domains; review of services not built in labs (Kinesis, Athena, Glue, EMR, migration services)</w:t>
             </w:r>
           </w:p>
         </w:tc>

--- a/res/programmes/AWS-Solutions-Architect-Associate-36h.docx
+++ b/res/programmes/AWS-Solutions-Architect-Associate-36h.docx
@@ -32,7 +32,13 @@
                     <pic:cNvPicPr/>
                   </pic:nvPicPr>
                   <pic:blipFill>
-                    <a:blip r:embed="rId12"/>
+                    <a:blip r:embed="rId12">
+                      <a:extLst>
+                        <a:ext uri="{96DAC541-7B7A-43D3-8B79-37D633B846F1}">
+                          <asvg:svgBlip xmlns:asvg="http://schemas.microsoft.com/office/drawing/2016/SVG/main" r:embed="rId13"/>
+                        </a:ext>
+                      </a:extLst>
+                    </a:blip>
                     <a:stretch>
                       <a:fillRect/>
                     </a:stretch>
@@ -132,7 +138,7 @@
             <w:r>
               <w:drawing>
                 <wp:inline xmlns:a="http://schemas.openxmlformats.org/drawingml/2006/main" xmlns:pic="http://schemas.openxmlformats.org/drawingml/2006/picture">
-                  <wp:extent cx="516649" cy="486000"/>
+                  <wp:extent cx="516563" cy="486000"/>
                   <wp:docPr id="901" name="Picture 901"/>
                   <wp:cNvGraphicFramePr>
                     <a:graphicFrameLocks noChangeAspect="1"/>
@@ -145,7 +151,13 @@
                           <pic:cNvPicPr/>
                         </pic:nvPicPr>
                         <pic:blipFill>
-                          <a:blip r:embed="rId13"/>
+                          <a:blip r:embed="rId14">
+                            <a:extLst>
+                              <a:ext uri="{96DAC541-7B7A-43D3-8B79-37D633B846F1}">
+                                <asvg:svgBlip xmlns:asvg="http://schemas.microsoft.com/office/drawing/2016/SVG/main" r:embed="rId15"/>
+                              </a:ext>
+                            </a:extLst>
+                          </a:blip>
                           <a:stretch>
                             <a:fillRect/>
                           </a:stretch>
@@ -153,7 +165,7 @@
                         <pic:spPr>
                           <a:xfrm>
                             <a:off x="0" y="0"/>
-                            <a:ext cx="516649" cy="486000"/>
+                            <a:ext cx="516563" cy="486000"/>
                           </a:xfrm>
                           <a:prstGeom prst="rect"/>
                         </pic:spPr>
@@ -2363,7 +2375,7 @@
     <w:r>
       <w:drawing>
         <wp:inline xmlns:a="http://schemas.openxmlformats.org/drawingml/2006/main" xmlns:pic="http://schemas.openxmlformats.org/drawingml/2006/picture">
-          <wp:extent cx="114811" cy="108000"/>
+          <wp:extent cx="114792" cy="108000"/>
           <wp:docPr id="1" name="Picture 1"/>
           <wp:cNvGraphicFramePr>
             <a:graphicFrameLocks noChangeAspect="1"/>
@@ -2376,7 +2388,13 @@
                   <pic:cNvPicPr/>
                 </pic:nvPicPr>
                 <pic:blipFill>
-                  <a:blip r:embed="rId1"/>
+                  <a:blip r:embed="rId1">
+                    <a:extLst>
+                      <a:ext uri="{96DAC541-7B7A-43D3-8B79-37D633B846F1}">
+                        <asvg:svgBlip xmlns:asvg="http://schemas.microsoft.com/office/drawing/2016/SVG/main" r:embed="rId2"/>
+                      </a:ext>
+                    </a:extLst>
+                  </a:blip>
                   <a:stretch>
                     <a:fillRect/>
                   </a:stretch>
@@ -2384,7 +2402,7 @@
                 <pic:spPr>
                   <a:xfrm>
                     <a:off x="0" y="0"/>
-                    <a:ext cx="114811" cy="108000"/>
+                    <a:ext cx="114792" cy="108000"/>
                   </a:xfrm>
                   <a:prstGeom prst="rect"/>
                 </pic:spPr>
